--- a/teacher-tools/activity-guides/1-5-activity-teacher.docx
+++ b/teacher-tools/activity-guides/1-5-activity-teacher.docx
@@ -667,7 +667,7 @@
           <w:sz w:val="22"/>
           <w:szCs w:val="22"/>
         </w:rPr>
-        <w:t xml:space="preserve">Estimate each scoreboard change by rounding to the nearest whole number, then sort each receipt total: was the exact result more than $20 or less than $20?</w:t>
+        <w:t xml:space="preserve">Estimate each receipt total by rounding to the nearest whole dollar, then sort: was the exact result more than $20 or less than $20?</w:t>
       </w:r>
     </w:p>
     <w:p>

--- a/teacher-tools/activity-guides/1-5-activity-teacher.docx
+++ b/teacher-tools/activity-guides/1-5-activity-teacher.docx
@@ -46,7 +46,7 @@
           <w:sz w:val="20"/>
           <w:szCs w:val="20"/>
         </w:rPr>
-        <w:t xml:space="preserve">Lesson 1-5 — Add and Subtract Decimals  ·  6.NS.3</w:t>
+        <w:t xml:space="preserve">Lesson 1-5 — Add and Subtract Decimals  ·  6.NOS.3</w:t>
       </w:r>
     </w:p>
     <w:p>
@@ -667,7 +667,7 @@
           <w:sz w:val="22"/>
           <w:szCs w:val="22"/>
         </w:rPr>
-        <w:t xml:space="preserve">Estimate each scoreboard change by rounding to the nearest whole number, then sort each receipt total: was the exact result more than $20 or less than $20?</w:t>
+        <w:t xml:space="preserve">Estimate each receipt total by rounding to the nearest whole dollar, then sort: was the exact result more than $20 or less than $20?</w:t>
       </w:r>
     </w:p>
     <w:p>
@@ -696,7 +696,7 @@
           <w:sz w:val="22"/>
           <w:szCs w:val="22"/>
         </w:rPr>
-        <w:t xml:space="preserve">•  $13.40 + $9.75 = $23.15</w:t>
+        <w:t xml:space="preserve">•  $13.40 + $9.75</w:t>
       </w:r>
     </w:p>
     <w:p>
@@ -709,7 +709,7 @@
           <w:sz w:val="22"/>
           <w:szCs w:val="22"/>
         </w:rPr>
-        <w:t xml:space="preserve">•  $30.00 − $4.85 = $25.15</w:t>
+        <w:t xml:space="preserve">•  $30.00 − $4.85</w:t>
       </w:r>
     </w:p>
     <w:p>
@@ -722,7 +722,7 @@
           <w:sz w:val="22"/>
           <w:szCs w:val="22"/>
         </w:rPr>
-        <w:t xml:space="preserve">•  $11.60 + $8.99 = $20.59</w:t>
+        <w:t xml:space="preserve">•  $11.60 + $8.99</w:t>
       </w:r>
     </w:p>
     <w:p>
@@ -751,7 +751,7 @@
           <w:sz w:val="22"/>
           <w:szCs w:val="22"/>
         </w:rPr>
-        <w:t xml:space="preserve">•  $12.75 − $3.40 = $9.35</w:t>
+        <w:t xml:space="preserve">•  $12.75 − $3.40</w:t>
       </w:r>
     </w:p>
     <w:p>
@@ -764,7 +764,7 @@
           <w:sz w:val="22"/>
           <w:szCs w:val="22"/>
         </w:rPr>
-        <w:t xml:space="preserve">•  $6.50 + $7.25 = $13.75</w:t>
+        <w:t xml:space="preserve">•  $6.50 + $7.25</w:t>
       </w:r>
     </w:p>
     <w:p>
@@ -777,7 +777,7 @@
           <w:sz w:val="22"/>
           <w:szCs w:val="22"/>
         </w:rPr>
-        <w:t xml:space="preserve">•  $25.10 − $7.45 = $17.65</w:t>
+        <w:t xml:space="preserve">•  $25.10 − $7.45</w:t>
       </w:r>
     </w:p>
     <w:p>
